--- a/Unsorted/Петергоф/разрушения/2. Петергоф. Разрушения.docx
+++ b/Unsorted/Петергоф/разрушения/2. Петергоф. Разрушения.docx
@@ -18,7 +18,23 @@
           <w:b/>
           <w:sz w:val="24"/>
         </w:rPr>
-        <w:t>Петергоф в огне войны: Хроника преднамер</w:t>
+        <w:t>Петергоф в огне войны</w:t>
+      </w:r>
+      <w:r>
+        <w:rPr>
+          <w:rFonts w:ascii="Times New Roman" w:hAnsi="Times New Roman" w:cs="Times New Roman"/>
+          <w:b/>
+          <w:sz w:val="24"/>
+        </w:rPr>
+        <w:t>.</w:t>
+      </w:r>
+      <w:r>
+        <w:rPr>
+          <w:rFonts w:ascii="Times New Roman" w:hAnsi="Times New Roman" w:cs="Times New Roman"/>
+          <w:b/>
+          <w:sz w:val="24"/>
+        </w:rPr>
+        <w:t xml:space="preserve"> Хроника преднамер</w:t>
       </w:r>
       <w:r>
         <w:rPr>
@@ -44,7 +60,7 @@
           <w:rFonts w:ascii="Times New Roman" w:hAnsi="Times New Roman" w:cs="Times New Roman"/>
           <w:sz w:val="24"/>
         </w:rPr>
-        <w:t xml:space="preserve">Блистательная </w:t>
+        <w:t xml:space="preserve">Утром 22 июня 1941 года, в день нападения Германии на СССР, Петергоф готовился к празднику </w:t>
       </w:r>
       <w:r>
         <w:rPr>
@@ -58,7 +74,7 @@
           <w:rFonts w:ascii="Times New Roman" w:hAnsi="Times New Roman" w:cs="Times New Roman"/>
           <w:sz w:val="24"/>
         </w:rPr>
-        <w:t>столица фонтанов</w:t>
+        <w:t>Белые ночи</w:t>
       </w:r>
       <w:r>
         <w:rPr>
@@ -72,7 +88,7 @@
           <w:rFonts w:ascii="Times New Roman" w:hAnsi="Times New Roman" w:cs="Times New Roman"/>
           <w:sz w:val="24"/>
         </w:rPr>
-        <w:t xml:space="preserve">, созданная Петром I как символ триумфа России, стала жертвой планомерного культурного геноцида. Утром 22 июня 1941 года, в день нападения Германии на СССР, Петергоф готовился к празднику </w:t>
+        <w:t xml:space="preserve"> – рабочие монтировали декорации в парках, а в Большом дворце завершали монтаж выставки </w:t>
       </w:r>
       <w:r>
         <w:rPr>
@@ -86,7 +102,7 @@
           <w:rFonts w:ascii="Times New Roman" w:hAnsi="Times New Roman" w:cs="Times New Roman"/>
           <w:sz w:val="24"/>
         </w:rPr>
-        <w:t>Белые ночи</w:t>
+        <w:t>Военно-морской флот СССР</w:t>
       </w:r>
       <w:r>
         <w:rPr>
@@ -100,182 +116,77 @@
           <w:rFonts w:ascii="Times New Roman" w:hAnsi="Times New Roman" w:cs="Times New Roman"/>
           <w:sz w:val="24"/>
         </w:rPr>
-        <w:t xml:space="preserve"> – рабочие монтировали декорации в парках, а в Большом дворце завершали монтаж выставки </w:t>
-      </w:r>
-      <w:r>
-        <w:rPr>
-          <w:rFonts w:ascii="Times New Roman" w:hAnsi="Times New Roman" w:cs="Times New Roman"/>
-          <w:sz w:val="24"/>
-        </w:rPr>
-        <w:t>«</w:t>
-      </w:r>
-      <w:r>
-        <w:rPr>
-          <w:rFonts w:ascii="Times New Roman" w:hAnsi="Times New Roman" w:cs="Times New Roman"/>
-          <w:sz w:val="24"/>
-        </w:rPr>
-        <w:t>Военно-морской флот СССР</w:t>
-      </w:r>
-      <w:r>
-        <w:rPr>
-          <w:rFonts w:ascii="Times New Roman" w:hAnsi="Times New Roman" w:cs="Times New Roman"/>
-          <w:sz w:val="24"/>
-        </w:rPr>
-        <w:t>»</w:t>
-      </w:r>
-      <w:r>
-        <w:rPr>
-          <w:rFonts w:ascii="Times New Roman" w:hAnsi="Times New Roman" w:cs="Times New Roman"/>
-          <w:sz w:val="24"/>
-        </w:rPr>
-        <w:t>. Но иллюзия неприкосновенности рухнула мгновенно. Музейные работники (в основном женщины) в авральном режиме, под грохот артобстрелов, пытались спасти сокровища: из 31 000 предметов удалось эвакуировать лишь 13 000 – хрусталь и фарфор отправили в Горький (4 июля 1941 г</w:t>
-      </w:r>
-      <w:r>
-        <w:rPr>
-          <w:rFonts w:ascii="Times New Roman" w:hAnsi="Times New Roman" w:cs="Times New Roman"/>
-          <w:sz w:val="24"/>
-        </w:rPr>
-        <w:t>ода</w:t>
-      </w:r>
-      <w:r>
-        <w:rPr>
-          <w:rFonts w:ascii="Times New Roman" w:hAnsi="Times New Roman" w:cs="Times New Roman"/>
-          <w:sz w:val="24"/>
-        </w:rPr>
-        <w:t xml:space="preserve">), картины спрятали в Сарапуле, 324 предмета замуровали в подвалах Исаакиевского собора. Инженер Алексей Архипов разработал уникальный метод спасения скульптур: 83 мраморные статуи, включая шедевры </w:t>
-      </w:r>
-      <w:r>
-        <w:rPr>
-          <w:rFonts w:ascii="Times New Roman" w:hAnsi="Times New Roman" w:cs="Times New Roman"/>
-          <w:sz w:val="24"/>
-        </w:rPr>
-        <w:t>«</w:t>
-      </w:r>
-      <w:r>
-        <w:rPr>
-          <w:rFonts w:ascii="Times New Roman" w:hAnsi="Times New Roman" w:cs="Times New Roman"/>
-          <w:sz w:val="24"/>
-        </w:rPr>
-        <w:t>Адам</w:t>
-      </w:r>
-      <w:r>
-        <w:rPr>
-          <w:rFonts w:ascii="Times New Roman" w:hAnsi="Times New Roman" w:cs="Times New Roman"/>
-          <w:sz w:val="24"/>
-        </w:rPr>
-        <w:t>»</w:t>
-      </w:r>
-      <w:r>
-        <w:rPr>
-          <w:rFonts w:ascii="Times New Roman" w:hAnsi="Times New Roman" w:cs="Times New Roman"/>
-          <w:sz w:val="24"/>
-        </w:rPr>
-        <w:t xml:space="preserve"> и </w:t>
-      </w:r>
-      <w:r>
-        <w:rPr>
-          <w:rFonts w:ascii="Times New Roman" w:hAnsi="Times New Roman" w:cs="Times New Roman"/>
-          <w:sz w:val="24"/>
-        </w:rPr>
-        <w:t>«</w:t>
-      </w:r>
-      <w:r>
-        <w:rPr>
-          <w:rFonts w:ascii="Times New Roman" w:hAnsi="Times New Roman" w:cs="Times New Roman"/>
-          <w:sz w:val="24"/>
-        </w:rPr>
-        <w:t>Ева</w:t>
-      </w:r>
-      <w:r>
-        <w:rPr>
-          <w:rFonts w:ascii="Times New Roman" w:hAnsi="Times New Roman" w:cs="Times New Roman"/>
-          <w:sz w:val="24"/>
-        </w:rPr>
-        <w:t>»</w:t>
-      </w:r>
-      <w:r>
-        <w:rPr>
-          <w:rFonts w:ascii="Times New Roman" w:hAnsi="Times New Roman" w:cs="Times New Roman"/>
-          <w:sz w:val="24"/>
-        </w:rPr>
-        <w:t xml:space="preserve">, закопали в Нижнем парке, уложив в глиняные </w:t>
-      </w:r>
-      <w:r>
-        <w:rPr>
-          <w:rFonts w:ascii="Times New Roman" w:hAnsi="Times New Roman" w:cs="Times New Roman"/>
-          <w:sz w:val="24"/>
-        </w:rPr>
-        <w:t>«</w:t>
-      </w:r>
-      <w:r>
-        <w:rPr>
-          <w:rFonts w:ascii="Times New Roman" w:hAnsi="Times New Roman" w:cs="Times New Roman"/>
-          <w:sz w:val="24"/>
-        </w:rPr>
-        <w:t>капс</w:t>
-      </w:r>
-      <w:r>
-        <w:rPr>
-          <w:rFonts w:ascii="Times New Roman" w:hAnsi="Times New Roman" w:cs="Times New Roman"/>
-          <w:sz w:val="24"/>
-        </w:rPr>
-        <w:t>улы</w:t>
-      </w:r>
-      <w:r>
-        <w:rPr>
-          <w:rFonts w:ascii="Times New Roman" w:hAnsi="Times New Roman" w:cs="Times New Roman"/>
-          <w:sz w:val="24"/>
-        </w:rPr>
-        <w:t>»</w:t>
-      </w:r>
-      <w:r>
-        <w:rPr>
-          <w:rFonts w:ascii="Times New Roman" w:hAnsi="Times New Roman" w:cs="Times New Roman"/>
-          <w:sz w:val="24"/>
-        </w:rPr>
-        <w:t xml:space="preserve"> с песчаными прослойками</w:t>
-      </w:r>
-      <w:r>
-        <w:rPr>
-          <w:rFonts w:ascii="Times New Roman" w:hAnsi="Times New Roman" w:cs="Times New Roman"/>
-          <w:sz w:val="24"/>
-        </w:rPr>
-        <w:t xml:space="preserve">. Лишь 5-тонного </w:t>
-      </w:r>
-      <w:r>
-        <w:rPr>
-          <w:rFonts w:ascii="Times New Roman" w:hAnsi="Times New Roman" w:cs="Times New Roman"/>
-          <w:sz w:val="24"/>
-        </w:rPr>
-        <w:t>«</w:t>
-      </w:r>
-      <w:r>
-        <w:rPr>
-          <w:rFonts w:ascii="Times New Roman" w:hAnsi="Times New Roman" w:cs="Times New Roman"/>
-          <w:sz w:val="24"/>
-        </w:rPr>
-        <w:t>Самсона</w:t>
-      </w:r>
-      <w:r>
-        <w:rPr>
-          <w:rFonts w:ascii="Times New Roman" w:hAnsi="Times New Roman" w:cs="Times New Roman"/>
-          <w:sz w:val="24"/>
-        </w:rPr>
-        <w:t>»</w:t>
-      </w:r>
-      <w:r>
-        <w:rPr>
-          <w:rFonts w:ascii="Times New Roman" w:hAnsi="Times New Roman" w:cs="Times New Roman"/>
-          <w:sz w:val="24"/>
-        </w:rPr>
-        <w:t xml:space="preserve"> не успели эвакуировать – его лишь н</w:t>
-      </w:r>
-      <w:r>
-        <w:rPr>
-          <w:rFonts w:ascii="Times New Roman" w:hAnsi="Times New Roman" w:cs="Times New Roman"/>
-          <w:sz w:val="24"/>
-        </w:rPr>
-        <w:t>акрыли брезентом.</w:t>
+        <w:t xml:space="preserve">. </w:t>
+      </w:r>
+      <w:r>
+        <w:rPr>
+          <w:rFonts w:ascii="Times New Roman" w:hAnsi="Times New Roman" w:cs="Times New Roman"/>
+          <w:sz w:val="24"/>
+        </w:rPr>
+        <w:t>Война внесла жесткие коррективы.</w:t>
+      </w:r>
+      <w:r>
+        <w:rPr>
+          <w:rFonts w:ascii="Times New Roman" w:hAnsi="Times New Roman" w:cs="Times New Roman"/>
+          <w:sz w:val="24"/>
+        </w:rPr>
+        <w:t xml:space="preserve"> </w:t>
+      </w:r>
+      <w:r>
+        <w:rPr>
+          <w:rFonts w:ascii="Times New Roman" w:hAnsi="Times New Roman" w:cs="Times New Roman"/>
+          <w:sz w:val="24"/>
+        </w:rPr>
+        <w:t xml:space="preserve">Музейные работники, в основном женщины, </w:t>
+      </w:r>
+      <w:r>
+        <w:rPr>
+          <w:rFonts w:ascii="Times New Roman" w:hAnsi="Times New Roman" w:cs="Times New Roman"/>
+          <w:sz w:val="24"/>
+        </w:rPr>
+        <w:t>в авральном режиме, под грохот артобстрелов, пытались спасти сокровища: из 31 000 предметов удалось эвакуир</w:t>
+      </w:r>
+      <w:r>
+        <w:rPr>
+          <w:rFonts w:ascii="Times New Roman" w:hAnsi="Times New Roman" w:cs="Times New Roman"/>
+          <w:sz w:val="24"/>
+        </w:rPr>
+        <w:t xml:space="preserve">овать лишь 13 000: </w:t>
+      </w:r>
+      <w:r>
+        <w:rPr>
+          <w:rFonts w:ascii="Times New Roman" w:hAnsi="Times New Roman" w:cs="Times New Roman"/>
+          <w:sz w:val="24"/>
+        </w:rPr>
+        <w:t>хрусталь и фарфор отправили в Горький</w:t>
+      </w:r>
+      <w:r>
+        <w:rPr>
+          <w:rFonts w:ascii="Times New Roman" w:hAnsi="Times New Roman" w:cs="Times New Roman"/>
+          <w:sz w:val="24"/>
+        </w:rPr>
+        <w:t>, картины - в Сарапул</w:t>
+      </w:r>
+      <w:r>
+        <w:rPr>
+          <w:rFonts w:ascii="Times New Roman" w:hAnsi="Times New Roman" w:cs="Times New Roman"/>
+          <w:sz w:val="24"/>
+        </w:rPr>
+        <w:t xml:space="preserve">, 324 предмета </w:t>
+      </w:r>
+      <w:r>
+        <w:rPr>
+          <w:rFonts w:ascii="Times New Roman" w:hAnsi="Times New Roman" w:cs="Times New Roman"/>
+          <w:sz w:val="24"/>
+        </w:rPr>
+        <w:t>разместили</w:t>
+      </w:r>
+      <w:r>
+        <w:rPr>
+          <w:rFonts w:ascii="Times New Roman" w:hAnsi="Times New Roman" w:cs="Times New Roman"/>
+          <w:sz w:val="24"/>
+        </w:rPr>
+        <w:t xml:space="preserve"> в подвалах Исаакиевского собора. </w:t>
       </w:r>
     </w:p>
     <w:p>
@@ -293,116 +204,196 @@
           <w:rFonts w:ascii="Times New Roman" w:hAnsi="Times New Roman" w:cs="Times New Roman"/>
           <w:sz w:val="24"/>
         </w:rPr>
-        <w:t>23 сентября 1941 года</w:t>
-      </w:r>
-      <w:r>
-        <w:rPr>
-          <w:rFonts w:ascii="Times New Roman" w:hAnsi="Times New Roman" w:cs="Times New Roman"/>
-          <w:sz w:val="24"/>
-        </w:rPr>
-        <w:t xml:space="preserve"> немецкие войска ворвались в Петергоф, превратив его в укрепрайон. Линия фронта прошла по Фабричному ручью, разрезав город надвое. Началось мет</w:t>
-      </w:r>
-      <w:r>
-        <w:rPr>
-          <w:rFonts w:ascii="Times New Roman" w:hAnsi="Times New Roman" w:cs="Times New Roman"/>
-          <w:sz w:val="24"/>
-        </w:rPr>
-        <w:t>одичное уничтожение наследия: Большой дворец</w:t>
-      </w:r>
-      <w:r>
-        <w:rPr>
-          <w:rFonts w:ascii="Times New Roman" w:hAnsi="Times New Roman" w:cs="Times New Roman"/>
-          <w:sz w:val="24"/>
-        </w:rPr>
-        <w:t>, подожженный снарядом в первые дни оккупации, 20 января 1944 года был добит мощн</w:t>
-      </w:r>
-      <w:r>
-        <w:rPr>
-          <w:rFonts w:ascii="Times New Roman" w:hAnsi="Times New Roman" w:cs="Times New Roman"/>
-          <w:sz w:val="24"/>
-        </w:rPr>
-        <w:t>ыми взрывами при отступлении</w:t>
-      </w:r>
-      <w:r>
-        <w:rPr>
-          <w:rFonts w:ascii="Times New Roman" w:hAnsi="Times New Roman" w:cs="Times New Roman"/>
-          <w:sz w:val="24"/>
-        </w:rPr>
-        <w:t>.</w:t>
-      </w:r>
-      <w:r>
-        <w:rPr>
-          <w:rFonts w:ascii="Times New Roman" w:hAnsi="Times New Roman" w:cs="Times New Roman"/>
-          <w:sz w:val="24"/>
-        </w:rPr>
-        <w:br/>
-      </w:r>
-      <w:r>
-        <w:rPr>
-          <w:rFonts w:ascii="Times New Roman" w:hAnsi="Times New Roman" w:cs="Times New Roman"/>
-          <w:sz w:val="24"/>
-        </w:rPr>
-        <w:t xml:space="preserve">В </w:t>
-      </w:r>
-      <w:proofErr w:type="spellStart"/>
-      <w:r>
-        <w:rPr>
-          <w:rFonts w:ascii="Times New Roman" w:hAnsi="Times New Roman" w:cs="Times New Roman"/>
-          <w:sz w:val="24"/>
-        </w:rPr>
-        <w:t>Монплезире</w:t>
-      </w:r>
-      <w:proofErr w:type="spellEnd"/>
-      <w:r>
-        <w:rPr>
-          <w:rFonts w:ascii="Times New Roman" w:hAnsi="Times New Roman" w:cs="Times New Roman"/>
-          <w:sz w:val="24"/>
-        </w:rPr>
-        <w:t xml:space="preserve"> – любимом дворце Петра I – солдаты разбили уникальные голландские изразцы XVII века, сорвали лаковые панно китайских мастеров, а галерею картин (включая полотна Рембрандта) использо</w:t>
-      </w:r>
-      <w:r>
-        <w:rPr>
-          <w:rFonts w:ascii="Times New Roman" w:hAnsi="Times New Roman" w:cs="Times New Roman"/>
-          <w:sz w:val="24"/>
-        </w:rPr>
-        <w:t>вали как мишени для стрельбы. Дворец Марли</w:t>
-      </w:r>
-      <w:r>
-        <w:rPr>
-          <w:rFonts w:ascii="Times New Roman" w:hAnsi="Times New Roman" w:cs="Times New Roman"/>
-          <w:sz w:val="24"/>
-        </w:rPr>
-        <w:t xml:space="preserve"> взорвали миной замедленного действия уже после ухода немцев. Систематически уничтожалась инфраструктура: свинцовые трубы Большого каскада (25 к</w:t>
-      </w:r>
-      <w:r>
-        <w:rPr>
-          <w:rFonts w:ascii="Times New Roman" w:hAnsi="Times New Roman" w:cs="Times New Roman"/>
-          <w:sz w:val="24"/>
-        </w:rPr>
-        <w:t>илометров</w:t>
-      </w:r>
-      <w:r>
-        <w:rPr>
-          <w:rFonts w:ascii="Times New Roman" w:hAnsi="Times New Roman" w:cs="Times New Roman"/>
-          <w:sz w:val="24"/>
-        </w:rPr>
-        <w:t>!) вырвали и вывезли на переплавку для пуль, мраморные бассейны разбили кирками, скульптуры каскадов сбросили с постаментов. Парки превратили в полигон смерти: 70% вековых деревьев</w:t>
-      </w:r>
-      <w:bookmarkStart w:id="0" w:name="_GoBack"/>
-      <w:bookmarkEnd w:id="0"/>
-      <w:r>
-        <w:rPr>
-          <w:rFonts w:ascii="Times New Roman" w:hAnsi="Times New Roman" w:cs="Times New Roman"/>
-          <w:sz w:val="24"/>
-        </w:rPr>
-        <w:t xml:space="preserve"> (включая 300-летние дубы) пошли на дрова и укрепления, территория была заминирована 37 000 снарядов, изрыта окоп</w:t>
-      </w:r>
-      <w:r>
-        <w:rPr>
-          <w:rFonts w:ascii="Times New Roman" w:hAnsi="Times New Roman" w:cs="Times New Roman"/>
-          <w:sz w:val="24"/>
-        </w:rPr>
-        <w:t xml:space="preserve">ами и противотанковыми рвами.  </w:t>
+        <w:t>Инженер</w:t>
+      </w:r>
+      <w:r>
+        <w:rPr>
+          <w:rFonts w:ascii="Times New Roman" w:hAnsi="Times New Roman" w:cs="Times New Roman"/>
+          <w:sz w:val="24"/>
+        </w:rPr>
+        <w:t xml:space="preserve">ом Алексеем </w:t>
+      </w:r>
+      <w:r>
+        <w:rPr>
+          <w:rFonts w:ascii="Times New Roman" w:hAnsi="Times New Roman" w:cs="Times New Roman"/>
+          <w:sz w:val="24"/>
+        </w:rPr>
+        <w:t>Архипов</w:t>
+      </w:r>
+      <w:r>
+        <w:rPr>
+          <w:rFonts w:ascii="Times New Roman" w:hAnsi="Times New Roman" w:cs="Times New Roman"/>
+          <w:sz w:val="24"/>
+        </w:rPr>
+        <w:t xml:space="preserve">ым был </w:t>
+      </w:r>
+      <w:r>
+        <w:rPr>
+          <w:rFonts w:ascii="Times New Roman" w:hAnsi="Times New Roman" w:cs="Times New Roman"/>
+          <w:sz w:val="24"/>
+        </w:rPr>
+        <w:t>придуман</w:t>
+      </w:r>
+      <w:r>
+        <w:rPr>
+          <w:rFonts w:ascii="Times New Roman" w:hAnsi="Times New Roman" w:cs="Times New Roman"/>
+          <w:sz w:val="24"/>
+        </w:rPr>
+        <w:t xml:space="preserve"> </w:t>
+      </w:r>
+      <w:r>
+        <w:rPr>
+          <w:rFonts w:ascii="Times New Roman" w:hAnsi="Times New Roman" w:cs="Times New Roman"/>
+          <w:sz w:val="24"/>
+        </w:rPr>
+        <w:t xml:space="preserve">уникальный метод спасения скульптур: 83 мраморные статуи, включая шедевры </w:t>
+      </w:r>
+      <w:r>
+        <w:rPr>
+          <w:rFonts w:ascii="Times New Roman" w:hAnsi="Times New Roman" w:cs="Times New Roman"/>
+          <w:sz w:val="24"/>
+        </w:rPr>
+        <w:t>«</w:t>
+      </w:r>
+      <w:r>
+        <w:rPr>
+          <w:rFonts w:ascii="Times New Roman" w:hAnsi="Times New Roman" w:cs="Times New Roman"/>
+          <w:sz w:val="24"/>
+        </w:rPr>
+        <w:t>Адам</w:t>
+      </w:r>
+      <w:r>
+        <w:rPr>
+          <w:rFonts w:ascii="Times New Roman" w:hAnsi="Times New Roman" w:cs="Times New Roman"/>
+          <w:sz w:val="24"/>
+        </w:rPr>
+        <w:t>»</w:t>
+      </w:r>
+      <w:r>
+        <w:rPr>
+          <w:rFonts w:ascii="Times New Roman" w:hAnsi="Times New Roman" w:cs="Times New Roman"/>
+          <w:sz w:val="24"/>
+        </w:rPr>
+        <w:t xml:space="preserve"> и </w:t>
+      </w:r>
+      <w:r>
+        <w:rPr>
+          <w:rFonts w:ascii="Times New Roman" w:hAnsi="Times New Roman" w:cs="Times New Roman"/>
+          <w:sz w:val="24"/>
+        </w:rPr>
+        <w:t>«</w:t>
+      </w:r>
+      <w:r>
+        <w:rPr>
+          <w:rFonts w:ascii="Times New Roman" w:hAnsi="Times New Roman" w:cs="Times New Roman"/>
+          <w:sz w:val="24"/>
+        </w:rPr>
+        <w:t>Ева</w:t>
+      </w:r>
+      <w:r>
+        <w:rPr>
+          <w:rFonts w:ascii="Times New Roman" w:hAnsi="Times New Roman" w:cs="Times New Roman"/>
+          <w:sz w:val="24"/>
+        </w:rPr>
+        <w:t>»</w:t>
+      </w:r>
+      <w:r>
+        <w:rPr>
+          <w:rFonts w:ascii="Times New Roman" w:hAnsi="Times New Roman" w:cs="Times New Roman"/>
+          <w:sz w:val="24"/>
+        </w:rPr>
+        <w:t xml:space="preserve">, закопали в Нижнем парке, уложив в глиняные </w:t>
+      </w:r>
+      <w:r>
+        <w:rPr>
+          <w:rFonts w:ascii="Times New Roman" w:hAnsi="Times New Roman" w:cs="Times New Roman"/>
+          <w:sz w:val="24"/>
+        </w:rPr>
+        <w:t>«</w:t>
+      </w:r>
+      <w:r>
+        <w:rPr>
+          <w:rFonts w:ascii="Times New Roman" w:hAnsi="Times New Roman" w:cs="Times New Roman"/>
+          <w:sz w:val="24"/>
+        </w:rPr>
+        <w:t>капс</w:t>
+      </w:r>
+      <w:r>
+        <w:rPr>
+          <w:rFonts w:ascii="Times New Roman" w:hAnsi="Times New Roman" w:cs="Times New Roman"/>
+          <w:sz w:val="24"/>
+        </w:rPr>
+        <w:t>улы</w:t>
+      </w:r>
+      <w:r>
+        <w:rPr>
+          <w:rFonts w:ascii="Times New Roman" w:hAnsi="Times New Roman" w:cs="Times New Roman"/>
+          <w:sz w:val="24"/>
+        </w:rPr>
+        <w:t>»</w:t>
+      </w:r>
+      <w:r>
+        <w:rPr>
+          <w:rFonts w:ascii="Times New Roman" w:hAnsi="Times New Roman" w:cs="Times New Roman"/>
+          <w:sz w:val="24"/>
+        </w:rPr>
+        <w:t xml:space="preserve"> с песчаными прослойками</w:t>
+      </w:r>
+      <w:r>
+        <w:rPr>
+          <w:rFonts w:ascii="Times New Roman" w:hAnsi="Times New Roman" w:cs="Times New Roman"/>
+          <w:sz w:val="24"/>
+        </w:rPr>
+        <w:t xml:space="preserve">. </w:t>
+      </w:r>
+      <w:r>
+        <w:rPr>
+          <w:rFonts w:ascii="Times New Roman" w:hAnsi="Times New Roman" w:cs="Times New Roman"/>
+          <w:sz w:val="24"/>
+        </w:rPr>
+        <w:t>К сожалению, пятитонного</w:t>
+      </w:r>
+      <w:r>
+        <w:rPr>
+          <w:rFonts w:ascii="Times New Roman" w:hAnsi="Times New Roman" w:cs="Times New Roman"/>
+          <w:sz w:val="24"/>
+        </w:rPr>
+        <w:t xml:space="preserve"> </w:t>
+      </w:r>
+      <w:r>
+        <w:rPr>
+          <w:rFonts w:ascii="Times New Roman" w:hAnsi="Times New Roman" w:cs="Times New Roman"/>
+          <w:sz w:val="24"/>
+        </w:rPr>
+        <w:t>«</w:t>
+      </w:r>
+      <w:r>
+        <w:rPr>
+          <w:rFonts w:ascii="Times New Roman" w:hAnsi="Times New Roman" w:cs="Times New Roman"/>
+          <w:sz w:val="24"/>
+        </w:rPr>
+        <w:t>Самсона</w:t>
+      </w:r>
+      <w:r>
+        <w:rPr>
+          <w:rFonts w:ascii="Times New Roman" w:hAnsi="Times New Roman" w:cs="Times New Roman"/>
+          <w:sz w:val="24"/>
+        </w:rPr>
+        <w:t>»</w:t>
+      </w:r>
+      <w:r>
+        <w:rPr>
+          <w:rFonts w:ascii="Times New Roman" w:hAnsi="Times New Roman" w:cs="Times New Roman"/>
+          <w:sz w:val="24"/>
+        </w:rPr>
+        <w:t xml:space="preserve"> не успели эвакуировать – его лишь н</w:t>
+      </w:r>
+      <w:r>
+        <w:rPr>
+          <w:rFonts w:ascii="Times New Roman" w:hAnsi="Times New Roman" w:cs="Times New Roman"/>
+          <w:sz w:val="24"/>
+        </w:rPr>
+        <w:t>акрыли брезентом.</w:t>
       </w:r>
     </w:p>
     <w:p>
@@ -420,14 +411,91 @@
           <w:rFonts w:ascii="Times New Roman" w:hAnsi="Times New Roman" w:cs="Times New Roman"/>
           <w:sz w:val="24"/>
         </w:rPr>
-        <w:t xml:space="preserve">Спецгруппа СС </w:t>
-      </w:r>
-      <w:r>
-        <w:rPr>
-          <w:rFonts w:ascii="Times New Roman" w:hAnsi="Times New Roman" w:cs="Times New Roman"/>
-          <w:sz w:val="24"/>
-        </w:rPr>
-        <w:t>«</w:t>
+        <w:t>23 сентября 1941 года</w:t>
+      </w:r>
+      <w:r>
+        <w:rPr>
+          <w:rFonts w:ascii="Times New Roman" w:hAnsi="Times New Roman" w:cs="Times New Roman"/>
+          <w:sz w:val="24"/>
+        </w:rPr>
+        <w:t xml:space="preserve"> немецкие войска ворвались в Петергоф, превратив</w:t>
+      </w:r>
+      <w:r>
+        <w:rPr>
+          <w:rFonts w:ascii="Times New Roman" w:hAnsi="Times New Roman" w:cs="Times New Roman"/>
+          <w:sz w:val="24"/>
+        </w:rPr>
+        <w:t xml:space="preserve"> его в укрепрайон. Л</w:t>
+      </w:r>
+      <w:r>
+        <w:rPr>
+          <w:rFonts w:ascii="Times New Roman" w:hAnsi="Times New Roman" w:cs="Times New Roman"/>
+          <w:sz w:val="24"/>
+        </w:rPr>
+        <w:t xml:space="preserve">иния фронта, </w:t>
+      </w:r>
+      <w:r>
+        <w:rPr>
+          <w:rFonts w:ascii="Times New Roman" w:hAnsi="Times New Roman" w:cs="Times New Roman"/>
+          <w:sz w:val="24"/>
+        </w:rPr>
+        <w:t>разрезав город надвое</w:t>
+      </w:r>
+      <w:r>
+        <w:rPr>
+          <w:rFonts w:ascii="Times New Roman" w:hAnsi="Times New Roman" w:cs="Times New Roman"/>
+          <w:sz w:val="24"/>
+        </w:rPr>
+        <w:t>,</w:t>
+      </w:r>
+      <w:r>
+        <w:rPr>
+          <w:rFonts w:ascii="Times New Roman" w:hAnsi="Times New Roman" w:cs="Times New Roman"/>
+          <w:sz w:val="24"/>
+        </w:rPr>
+        <w:t xml:space="preserve"> </w:t>
+      </w:r>
+      <w:r>
+        <w:rPr>
+          <w:rFonts w:ascii="Times New Roman" w:hAnsi="Times New Roman" w:cs="Times New Roman"/>
+          <w:sz w:val="24"/>
+        </w:rPr>
+        <w:t xml:space="preserve">прошла по Фабричному ручью. </w:t>
+      </w:r>
+      <w:r>
+        <w:rPr>
+          <w:rFonts w:ascii="Times New Roman" w:hAnsi="Times New Roman" w:cs="Times New Roman"/>
+          <w:sz w:val="24"/>
+        </w:rPr>
+        <w:t>Началось мет</w:t>
+      </w:r>
+      <w:r>
+        <w:rPr>
+          <w:rFonts w:ascii="Times New Roman" w:hAnsi="Times New Roman" w:cs="Times New Roman"/>
+          <w:sz w:val="24"/>
+        </w:rPr>
+        <w:t xml:space="preserve">одичное </w:t>
+      </w:r>
+      <w:r>
+        <w:rPr>
+          <w:rFonts w:ascii="Times New Roman" w:hAnsi="Times New Roman" w:cs="Times New Roman"/>
+          <w:sz w:val="24"/>
+        </w:rPr>
+        <w:t>разрушение музейного ансамбля Петергофа</w:t>
+      </w:r>
+      <w:r>
+        <w:rPr>
+          <w:rFonts w:ascii="Times New Roman" w:hAnsi="Times New Roman" w:cs="Times New Roman"/>
+          <w:sz w:val="24"/>
+        </w:rPr>
+        <w:t>, с</w:t>
+      </w:r>
+      <w:r>
+        <w:rPr>
+          <w:rFonts w:ascii="Times New Roman" w:hAnsi="Times New Roman" w:cs="Times New Roman"/>
+          <w:sz w:val="24"/>
+        </w:rPr>
+        <w:t>пецгруппа СС «</w:t>
       </w:r>
       <w:proofErr w:type="spellStart"/>
       <w:r>
@@ -443,135 +511,7 @@
           <w:rFonts w:ascii="Times New Roman" w:hAnsi="Times New Roman" w:cs="Times New Roman"/>
           <w:sz w:val="24"/>
         </w:rPr>
-        <w:t>»</w:t>
-      </w:r>
-      <w:r>
-        <w:rPr>
-          <w:rFonts w:ascii="Times New Roman" w:hAnsi="Times New Roman" w:cs="Times New Roman"/>
-          <w:sz w:val="24"/>
-        </w:rPr>
-        <w:t xml:space="preserve"> координировала грабеж: рядовые солдаты растаскивали </w:t>
-      </w:r>
-      <w:r>
-        <w:rPr>
-          <w:rFonts w:ascii="Times New Roman" w:hAnsi="Times New Roman" w:cs="Times New Roman"/>
-          <w:sz w:val="24"/>
-        </w:rPr>
-        <w:t>«</w:t>
-      </w:r>
-      <w:r>
-        <w:rPr>
-          <w:rFonts w:ascii="Times New Roman" w:hAnsi="Times New Roman" w:cs="Times New Roman"/>
-          <w:sz w:val="24"/>
-        </w:rPr>
-        <w:t>сувениры</w:t>
-      </w:r>
-      <w:r>
-        <w:rPr>
-          <w:rFonts w:ascii="Times New Roman" w:hAnsi="Times New Roman" w:cs="Times New Roman"/>
-          <w:sz w:val="24"/>
-        </w:rPr>
-        <w:t>»</w:t>
-      </w:r>
-      <w:r>
-        <w:rPr>
-          <w:rFonts w:ascii="Times New Roman" w:hAnsi="Times New Roman" w:cs="Times New Roman"/>
-          <w:sz w:val="24"/>
-        </w:rPr>
-        <w:t xml:space="preserve"> (резные паркетные плашки, дверные ручки, фарфоровые статуэтки), офицеры вывозили ящиками картины и бронзу. Янтарные панели из Екатерининского корпуса </w:t>
-      </w:r>
-      <w:proofErr w:type="spellStart"/>
-      <w:r>
-        <w:rPr>
-          <w:rFonts w:ascii="Times New Roman" w:hAnsi="Times New Roman" w:cs="Times New Roman"/>
-          <w:sz w:val="24"/>
-        </w:rPr>
-        <w:t>Монплезира</w:t>
-      </w:r>
-      <w:proofErr w:type="spellEnd"/>
-      <w:r>
-        <w:rPr>
-          <w:rFonts w:ascii="Times New Roman" w:hAnsi="Times New Roman" w:cs="Times New Roman"/>
-          <w:sz w:val="24"/>
-        </w:rPr>
-        <w:t xml:space="preserve"> исчезли бесследно</w:t>
-      </w:r>
-      <w:r>
-        <w:rPr>
-          <w:rFonts w:ascii="Times New Roman" w:hAnsi="Times New Roman" w:cs="Times New Roman"/>
-          <w:sz w:val="24"/>
-        </w:rPr>
-        <w:t>. С</w:t>
-      </w:r>
-      <w:r>
-        <w:rPr>
-          <w:rFonts w:ascii="Times New Roman" w:hAnsi="Times New Roman" w:cs="Times New Roman"/>
-          <w:sz w:val="24"/>
-        </w:rPr>
-        <w:t xml:space="preserve">имволом трагедии стала судьба фонтана </w:t>
-      </w:r>
-      <w:r>
-        <w:rPr>
-          <w:rFonts w:ascii="Times New Roman" w:hAnsi="Times New Roman" w:cs="Times New Roman"/>
-          <w:sz w:val="24"/>
-        </w:rPr>
-        <w:t>«</w:t>
-      </w:r>
-      <w:r>
-        <w:rPr>
-          <w:rFonts w:ascii="Times New Roman" w:hAnsi="Times New Roman" w:cs="Times New Roman"/>
-          <w:sz w:val="24"/>
-        </w:rPr>
-        <w:t>Самсон</w:t>
-      </w:r>
-      <w:r>
-        <w:rPr>
-          <w:rFonts w:ascii="Times New Roman" w:hAnsi="Times New Roman" w:cs="Times New Roman"/>
-          <w:sz w:val="24"/>
-        </w:rPr>
-        <w:t>»</w:t>
-      </w:r>
-      <w:r>
-        <w:rPr>
-          <w:rFonts w:ascii="Times New Roman" w:hAnsi="Times New Roman" w:cs="Times New Roman"/>
-          <w:sz w:val="24"/>
-        </w:rPr>
-        <w:t>: в 1943 году немцы демонтировали статую (трофейные фото показывают ее лежащей у пьедестала), а к январю 1944 года бронзовый гигант бесследно исчез – вероятно, распилен на металл по личному приказу Гитлера об уничтожен</w:t>
-      </w:r>
-      <w:r>
-        <w:rPr>
-          <w:rFonts w:ascii="Times New Roman" w:hAnsi="Times New Roman" w:cs="Times New Roman"/>
-          <w:sz w:val="24"/>
-        </w:rPr>
-        <w:t xml:space="preserve">ии </w:t>
-      </w:r>
-      <w:r>
-        <w:rPr>
-          <w:rFonts w:ascii="Times New Roman" w:hAnsi="Times New Roman" w:cs="Times New Roman"/>
-          <w:sz w:val="24"/>
-        </w:rPr>
-        <w:t>«</w:t>
-      </w:r>
-      <w:r>
-        <w:rPr>
-          <w:rFonts w:ascii="Times New Roman" w:hAnsi="Times New Roman" w:cs="Times New Roman"/>
-          <w:sz w:val="24"/>
-        </w:rPr>
-        <w:t>символов русской славы</w:t>
-      </w:r>
-      <w:r>
-        <w:rPr>
-          <w:rFonts w:ascii="Times New Roman" w:hAnsi="Times New Roman" w:cs="Times New Roman"/>
-          <w:sz w:val="24"/>
-        </w:rPr>
-        <w:t>»</w:t>
-      </w:r>
-      <w:r>
-        <w:rPr>
-          <w:rFonts w:ascii="Times New Roman" w:hAnsi="Times New Roman" w:cs="Times New Roman"/>
-          <w:sz w:val="24"/>
-        </w:rPr>
-        <w:t xml:space="preserve">. Из 16 000 утраченных музейных предметов после войны нашли лишь 250. </w:t>
+        <w:t>» координировала разграбление.</w:t>
       </w:r>
     </w:p>
     <w:p>
@@ -589,15 +529,58 @@
           <w:rFonts w:ascii="Times New Roman" w:hAnsi="Times New Roman" w:cs="Times New Roman"/>
           <w:sz w:val="24"/>
         </w:rPr>
-        <w:lastRenderedPageBreak/>
-        <w:t>19 января 1944 года</w:t>
-      </w:r>
-      <w:r>
-        <w:rPr>
-          <w:rFonts w:ascii="Times New Roman" w:hAnsi="Times New Roman" w:cs="Times New Roman"/>
-          <w:sz w:val="24"/>
-        </w:rPr>
-        <w:t xml:space="preserve"> войска Ленинградского фронта вошли в Петергоф. Картина, открывшаяся им, была апокалиптической: военкор Павел</w:t>
+        <w:t>Большой дворец</w:t>
+      </w:r>
+      <w:r>
+        <w:rPr>
+          <w:rFonts w:ascii="Times New Roman" w:hAnsi="Times New Roman" w:cs="Times New Roman"/>
+          <w:sz w:val="24"/>
+        </w:rPr>
+        <w:t>, подожженный снарядом в первые дни оккупации, 20 января 1944 года был добит мощн</w:t>
+      </w:r>
+      <w:r>
+        <w:rPr>
+          <w:rFonts w:ascii="Times New Roman" w:hAnsi="Times New Roman" w:cs="Times New Roman"/>
+          <w:sz w:val="24"/>
+        </w:rPr>
+        <w:t>ыми взрывами при отступлении</w:t>
+      </w:r>
+      <w:r>
+        <w:rPr>
+          <w:rFonts w:ascii="Times New Roman" w:hAnsi="Times New Roman" w:cs="Times New Roman"/>
+          <w:sz w:val="24"/>
+        </w:rPr>
+        <w:t xml:space="preserve">. </w:t>
+      </w:r>
+      <w:r>
+        <w:rPr>
+          <w:rFonts w:ascii="Times New Roman" w:hAnsi="Times New Roman" w:cs="Times New Roman"/>
+          <w:sz w:val="24"/>
+        </w:rPr>
+        <w:t xml:space="preserve">В </w:t>
+      </w:r>
+      <w:proofErr w:type="spellStart"/>
+      <w:r>
+        <w:rPr>
+          <w:rFonts w:ascii="Times New Roman" w:hAnsi="Times New Roman" w:cs="Times New Roman"/>
+          <w:sz w:val="24"/>
+        </w:rPr>
+        <w:t>Монплезире</w:t>
+      </w:r>
+      <w:proofErr w:type="spellEnd"/>
+      <w:r>
+        <w:rPr>
+          <w:rFonts w:ascii="Times New Roman" w:hAnsi="Times New Roman" w:cs="Times New Roman"/>
+          <w:sz w:val="24"/>
+        </w:rPr>
+        <w:t xml:space="preserve"> – любимом дворце Петра I – солдаты разбили уникальные голландские изразцы XVII века, сорвали лаковые панно китайских мастеров, а галерею картин (включая полотна Рембрандта) использо</w:t>
+      </w:r>
+      <w:r>
+        <w:rPr>
+          <w:rFonts w:ascii="Times New Roman" w:hAnsi="Times New Roman" w:cs="Times New Roman"/>
+          <w:sz w:val="24"/>
+        </w:rPr>
+        <w:t>вали как мишени для стрельбы. Дворец Марли</w:t>
       </w:r>
       <w:r>
         <w:rPr>
@@ -606,79 +589,110 @@
         </w:rPr>
         <w:t xml:space="preserve"> </w:t>
       </w:r>
-      <w:proofErr w:type="spellStart"/>
-      <w:r>
-        <w:rPr>
-          <w:rFonts w:ascii="Times New Roman" w:hAnsi="Times New Roman" w:cs="Times New Roman"/>
-          <w:sz w:val="24"/>
-        </w:rPr>
-        <w:t>Лукницкий</w:t>
-      </w:r>
-      <w:proofErr w:type="spellEnd"/>
-      <w:r>
-        <w:rPr>
-          <w:rFonts w:ascii="Times New Roman" w:hAnsi="Times New Roman" w:cs="Times New Roman"/>
-          <w:sz w:val="24"/>
-        </w:rPr>
-        <w:t xml:space="preserve"> записал в дневнике: </w:t>
-      </w:r>
-      <w:r>
-        <w:rPr>
-          <w:rFonts w:ascii="Times New Roman" w:hAnsi="Times New Roman" w:cs="Times New Roman"/>
-          <w:sz w:val="24"/>
-        </w:rPr>
-        <w:t>«</w:t>
-      </w:r>
-      <w:r>
-        <w:rPr>
-          <w:rFonts w:ascii="Times New Roman" w:hAnsi="Times New Roman" w:cs="Times New Roman"/>
-          <w:sz w:val="24"/>
-        </w:rPr>
-        <w:t xml:space="preserve">Большой дворец – почерневшие остовы стен, </w:t>
-      </w:r>
-      <w:proofErr w:type="spellStart"/>
-      <w:r>
-        <w:rPr>
-          <w:rFonts w:ascii="Times New Roman" w:hAnsi="Times New Roman" w:cs="Times New Roman"/>
-          <w:sz w:val="24"/>
-        </w:rPr>
-        <w:t>Монплезир</w:t>
-      </w:r>
-      <w:proofErr w:type="spellEnd"/>
-      <w:r>
-        <w:rPr>
-          <w:rFonts w:ascii="Times New Roman" w:hAnsi="Times New Roman" w:cs="Times New Roman"/>
-          <w:sz w:val="24"/>
-        </w:rPr>
-        <w:t xml:space="preserve"> догорает. Везде пепел и обугленные книги. Немцы превр</w:t>
-      </w:r>
-      <w:r>
-        <w:rPr>
-          <w:rFonts w:ascii="Times New Roman" w:hAnsi="Times New Roman" w:cs="Times New Roman"/>
-          <w:sz w:val="24"/>
-        </w:rPr>
-        <w:t>атили собор в отхожее место...</w:t>
-      </w:r>
-      <w:r>
-        <w:rPr>
-          <w:rFonts w:ascii="Times New Roman" w:hAnsi="Times New Roman" w:cs="Times New Roman"/>
-          <w:sz w:val="24"/>
-        </w:rPr>
-        <w:t>»</w:t>
-      </w:r>
-      <w:r>
-        <w:rPr>
-          <w:rFonts w:ascii="Times New Roman" w:hAnsi="Times New Roman" w:cs="Times New Roman"/>
-          <w:sz w:val="24"/>
-        </w:rPr>
-        <w:t>. Цифры потерь ужасали: 95% дворцовых построек лежали в руинах, 30 000 деревьев уничтожено, украдено 90% интерьеров Большого дворца – включая сервиз Екатерины II на 100 персон и</w:t>
-      </w:r>
-      <w:r>
-        <w:rPr>
-          <w:rFonts w:ascii="Times New Roman" w:hAnsi="Times New Roman" w:cs="Times New Roman"/>
-          <w:sz w:val="24"/>
-        </w:rPr>
-        <w:t xml:space="preserve"> 368 картин Портретного зала.  </w:t>
+      <w:r>
+        <w:rPr>
+          <w:rFonts w:ascii="Times New Roman" w:hAnsi="Times New Roman" w:cs="Times New Roman"/>
+          <w:sz w:val="24"/>
+        </w:rPr>
+        <w:t xml:space="preserve">при отступлении фашисты </w:t>
+      </w:r>
+      <w:r>
+        <w:rPr>
+          <w:rFonts w:ascii="Times New Roman" w:hAnsi="Times New Roman" w:cs="Times New Roman"/>
+          <w:sz w:val="24"/>
+        </w:rPr>
+        <w:t>взорвали миной замедленного действия</w:t>
+      </w:r>
+      <w:r>
+        <w:rPr>
+          <w:rFonts w:ascii="Times New Roman" w:hAnsi="Times New Roman" w:cs="Times New Roman"/>
+          <w:sz w:val="24"/>
+        </w:rPr>
+        <w:t>.</w:t>
+      </w:r>
+      <w:r>
+        <w:rPr>
+          <w:rFonts w:ascii="Times New Roman" w:hAnsi="Times New Roman" w:cs="Times New Roman"/>
+          <w:sz w:val="24"/>
+        </w:rPr>
+        <w:t xml:space="preserve"> </w:t>
+      </w:r>
+      <w:r>
+        <w:rPr>
+          <w:rFonts w:ascii="Times New Roman" w:hAnsi="Times New Roman" w:cs="Times New Roman"/>
+          <w:sz w:val="24"/>
+        </w:rPr>
+        <w:t>Оккупанты с</w:t>
+      </w:r>
+      <w:r>
+        <w:rPr>
+          <w:rFonts w:ascii="Times New Roman" w:hAnsi="Times New Roman" w:cs="Times New Roman"/>
+          <w:sz w:val="24"/>
+        </w:rPr>
+        <w:t xml:space="preserve">истематически </w:t>
+      </w:r>
+      <w:r>
+        <w:rPr>
+          <w:rFonts w:ascii="Times New Roman" w:hAnsi="Times New Roman" w:cs="Times New Roman"/>
+          <w:sz w:val="24"/>
+        </w:rPr>
+        <w:t>разрушали инфраструктуру</w:t>
+      </w:r>
+      <w:r>
+        <w:rPr>
+          <w:rFonts w:ascii="Times New Roman" w:hAnsi="Times New Roman" w:cs="Times New Roman"/>
+          <w:sz w:val="24"/>
+        </w:rPr>
+        <w:t>: свинцовые трубы Большого каскада (25 к</w:t>
+      </w:r>
+      <w:r>
+        <w:rPr>
+          <w:rFonts w:ascii="Times New Roman" w:hAnsi="Times New Roman" w:cs="Times New Roman"/>
+          <w:sz w:val="24"/>
+        </w:rPr>
+        <w:t>илометров</w:t>
+      </w:r>
+      <w:r>
+        <w:rPr>
+          <w:rFonts w:ascii="Times New Roman" w:hAnsi="Times New Roman" w:cs="Times New Roman"/>
+          <w:sz w:val="24"/>
+        </w:rPr>
+        <w:t>!) вырвали и вывезли на переплавку, мраморные бассейны разбили кирками, скульптуры к</w:t>
+      </w:r>
+      <w:r>
+        <w:rPr>
+          <w:rFonts w:ascii="Times New Roman" w:hAnsi="Times New Roman" w:cs="Times New Roman"/>
+          <w:sz w:val="24"/>
+        </w:rPr>
+        <w:t xml:space="preserve">аскадов сбросили с постаментов. </w:t>
+      </w:r>
+      <w:r>
+        <w:rPr>
+          <w:rFonts w:ascii="Times New Roman" w:hAnsi="Times New Roman" w:cs="Times New Roman"/>
+          <w:sz w:val="24"/>
+        </w:rPr>
+        <w:t xml:space="preserve">Уничтожались </w:t>
+      </w:r>
+      <w:r>
+        <w:rPr>
+          <w:rFonts w:ascii="Times New Roman" w:hAnsi="Times New Roman" w:cs="Times New Roman"/>
+          <w:sz w:val="24"/>
+        </w:rPr>
+        <w:t>дворцовые парки: 70% вековых деревьев, включая 300-летние дубы,</w:t>
+      </w:r>
+      <w:r>
+        <w:rPr>
+          <w:rFonts w:ascii="Times New Roman" w:hAnsi="Times New Roman" w:cs="Times New Roman"/>
+          <w:sz w:val="24"/>
+        </w:rPr>
+        <w:t xml:space="preserve"> пошли на дрова и укрепления, территория была заминирована 37 000 снарядов, изрыта окоп</w:t>
+      </w:r>
+      <w:r>
+        <w:rPr>
+          <w:rFonts w:ascii="Times New Roman" w:hAnsi="Times New Roman" w:cs="Times New Roman"/>
+          <w:sz w:val="24"/>
+        </w:rPr>
+        <w:t xml:space="preserve">ами и противотанковыми рвами.  </w:t>
       </w:r>
     </w:p>
     <w:p>
@@ -696,7 +710,28 @@
           <w:rFonts w:ascii="Times New Roman" w:hAnsi="Times New Roman" w:cs="Times New Roman"/>
           <w:sz w:val="24"/>
         </w:rPr>
-        <w:t xml:space="preserve">Разрушение Петергофа – не </w:t>
+        <w:t xml:space="preserve">Не оставались в стороне и </w:t>
+      </w:r>
+      <w:r>
+        <w:rPr>
+          <w:rFonts w:ascii="Times New Roman" w:hAnsi="Times New Roman" w:cs="Times New Roman"/>
+          <w:sz w:val="24"/>
+        </w:rPr>
+        <w:t>рядо</w:t>
+      </w:r>
+      <w:r>
+        <w:rPr>
+          <w:rFonts w:ascii="Times New Roman" w:hAnsi="Times New Roman" w:cs="Times New Roman"/>
+          <w:sz w:val="24"/>
+        </w:rPr>
+        <w:t xml:space="preserve">вые солдаты, которые </w:t>
+      </w:r>
+      <w:r>
+        <w:rPr>
+          <w:rFonts w:ascii="Times New Roman" w:hAnsi="Times New Roman" w:cs="Times New Roman"/>
+          <w:sz w:val="24"/>
+        </w:rPr>
+        <w:t xml:space="preserve">растаскивали </w:t>
       </w:r>
       <w:r>
         <w:rPr>
@@ -710,7 +745,7 @@
           <w:rFonts w:ascii="Times New Roman" w:hAnsi="Times New Roman" w:cs="Times New Roman"/>
           <w:sz w:val="24"/>
         </w:rPr>
-        <w:t>побочный ущерб</w:t>
+        <w:t>сувениры</w:t>
       </w:r>
       <w:r>
         <w:rPr>
@@ -724,21 +759,170 @@
           <w:rFonts w:ascii="Times New Roman" w:hAnsi="Times New Roman" w:cs="Times New Roman"/>
           <w:sz w:val="24"/>
         </w:rPr>
-        <w:t xml:space="preserve"> войны, а исполнение нацистской доктрины унич</w:t>
-      </w:r>
-      <w:r>
-        <w:rPr>
-          <w:rFonts w:ascii="Times New Roman" w:hAnsi="Times New Roman" w:cs="Times New Roman"/>
-          <w:sz w:val="24"/>
-        </w:rPr>
-        <w:t>тожения культурного кода народа</w:t>
-      </w:r>
-      <w:r>
-        <w:rPr>
-          <w:rFonts w:ascii="Times New Roman" w:hAnsi="Times New Roman" w:cs="Times New Roman"/>
-          <w:sz w:val="24"/>
-        </w:rPr>
-        <w:t xml:space="preserve">. Но эти руины стали прологом к величайшему подвигу возрождения – символу торжества созидания над варварством. Даже в своем падении Петергоф остался памятником стойкости – обугленная дубовая дверь </w:t>
+        <w:t xml:space="preserve"> (резные паркетные плашки, дверные ручки, фарфоровые статуэтки), </w:t>
+      </w:r>
+      <w:r>
+        <w:rPr>
+          <w:rFonts w:ascii="Times New Roman" w:hAnsi="Times New Roman" w:cs="Times New Roman"/>
+          <w:sz w:val="24"/>
+        </w:rPr>
+        <w:t xml:space="preserve">а </w:t>
+      </w:r>
+      <w:r>
+        <w:rPr>
+          <w:rFonts w:ascii="Times New Roman" w:hAnsi="Times New Roman" w:cs="Times New Roman"/>
+          <w:sz w:val="24"/>
+        </w:rPr>
+        <w:t xml:space="preserve">офицеры вывозили ящиками картины и бронзу. </w:t>
+      </w:r>
+    </w:p>
+    <w:p>
+      <w:pPr>
+        <w:spacing w:after="0" w:line="360" w:lineRule="auto"/>
+        <w:ind w:firstLine="709"/>
+        <w:jc w:val="both"/>
+        <w:rPr>
+          <w:rFonts w:ascii="Times New Roman" w:hAnsi="Times New Roman" w:cs="Times New Roman"/>
+          <w:sz w:val="24"/>
+        </w:rPr>
+      </w:pPr>
+      <w:r>
+        <w:rPr>
+          <w:rFonts w:ascii="Times New Roman" w:hAnsi="Times New Roman" w:cs="Times New Roman"/>
+          <w:sz w:val="24"/>
+        </w:rPr>
+        <w:t>С</w:t>
+      </w:r>
+      <w:r>
+        <w:rPr>
+          <w:rFonts w:ascii="Times New Roman" w:hAnsi="Times New Roman" w:cs="Times New Roman"/>
+          <w:sz w:val="24"/>
+        </w:rPr>
+        <w:t xml:space="preserve">имволом </w:t>
+      </w:r>
+      <w:r>
+        <w:rPr>
+          <w:rFonts w:ascii="Times New Roman" w:hAnsi="Times New Roman" w:cs="Times New Roman"/>
+          <w:sz w:val="24"/>
+        </w:rPr>
+        <w:t xml:space="preserve">культурной </w:t>
+      </w:r>
+      <w:r>
+        <w:rPr>
+          <w:rFonts w:ascii="Times New Roman" w:hAnsi="Times New Roman" w:cs="Times New Roman"/>
+          <w:sz w:val="24"/>
+        </w:rPr>
+        <w:t xml:space="preserve">трагедии стала судьба фонтана </w:t>
+      </w:r>
+      <w:r>
+        <w:rPr>
+          <w:rFonts w:ascii="Times New Roman" w:hAnsi="Times New Roman" w:cs="Times New Roman"/>
+          <w:sz w:val="24"/>
+        </w:rPr>
+        <w:t>«</w:t>
+      </w:r>
+      <w:r>
+        <w:rPr>
+          <w:rFonts w:ascii="Times New Roman" w:hAnsi="Times New Roman" w:cs="Times New Roman"/>
+          <w:sz w:val="24"/>
+        </w:rPr>
+        <w:t>Самсон</w:t>
+      </w:r>
+      <w:r>
+        <w:rPr>
+          <w:rFonts w:ascii="Times New Roman" w:hAnsi="Times New Roman" w:cs="Times New Roman"/>
+          <w:sz w:val="24"/>
+        </w:rPr>
+        <w:t>»</w:t>
+      </w:r>
+      <w:r>
+        <w:rPr>
+          <w:rFonts w:ascii="Times New Roman" w:hAnsi="Times New Roman" w:cs="Times New Roman"/>
+          <w:sz w:val="24"/>
+        </w:rPr>
+        <w:t>: в 1943 году немцы демонтировали статую (трофейные фото показывают ее лежащей у пьедестала), а к январю 1944 года бронзовый г</w:t>
+      </w:r>
+      <w:r>
+        <w:rPr>
+          <w:rFonts w:ascii="Times New Roman" w:hAnsi="Times New Roman" w:cs="Times New Roman"/>
+          <w:sz w:val="24"/>
+        </w:rPr>
+        <w:t>игант бесследно исчез – предположительно</w:t>
+      </w:r>
+      <w:r>
+        <w:rPr>
+          <w:rFonts w:ascii="Times New Roman" w:hAnsi="Times New Roman" w:cs="Times New Roman"/>
+          <w:sz w:val="24"/>
+        </w:rPr>
+        <w:t xml:space="preserve">, </w:t>
+      </w:r>
+      <w:r>
+        <w:rPr>
+          <w:rFonts w:ascii="Times New Roman" w:hAnsi="Times New Roman" w:cs="Times New Roman"/>
+          <w:sz w:val="24"/>
+        </w:rPr>
+        <w:t xml:space="preserve">по </w:t>
+      </w:r>
+      <w:r>
+        <w:rPr>
+          <w:rFonts w:ascii="Times New Roman" w:hAnsi="Times New Roman" w:cs="Times New Roman"/>
+          <w:sz w:val="24"/>
+        </w:rPr>
+        <w:t>приказу Гитлера</w:t>
+      </w:r>
+      <w:r>
+        <w:rPr>
+          <w:rFonts w:ascii="Times New Roman" w:hAnsi="Times New Roman" w:cs="Times New Roman"/>
+          <w:sz w:val="24"/>
+        </w:rPr>
+        <w:t xml:space="preserve"> </w:t>
+      </w:r>
+      <w:r>
+        <w:rPr>
+          <w:rFonts w:ascii="Times New Roman" w:hAnsi="Times New Roman" w:cs="Times New Roman"/>
+          <w:sz w:val="24"/>
+        </w:rPr>
+        <w:t>об уничтожен</w:t>
+      </w:r>
+      <w:r>
+        <w:rPr>
+          <w:rFonts w:ascii="Times New Roman" w:hAnsi="Times New Roman" w:cs="Times New Roman"/>
+          <w:sz w:val="24"/>
+        </w:rPr>
+        <w:t>ии «символов русской славы» был распилен на металл.</w:t>
+      </w:r>
+      <w:r>
+        <w:rPr>
+          <w:rFonts w:ascii="Times New Roman" w:hAnsi="Times New Roman" w:cs="Times New Roman"/>
+          <w:sz w:val="24"/>
+        </w:rPr>
+        <w:t xml:space="preserve"> </w:t>
+      </w:r>
+    </w:p>
+    <w:p>
+      <w:pPr>
+        <w:spacing w:after="0" w:line="360" w:lineRule="auto"/>
+        <w:ind w:firstLine="709"/>
+        <w:jc w:val="both"/>
+        <w:rPr>
+          <w:rFonts w:ascii="Times New Roman" w:hAnsi="Times New Roman" w:cs="Times New Roman"/>
+          <w:sz w:val="24"/>
+        </w:rPr>
+      </w:pPr>
+      <w:r>
+        <w:rPr>
+          <w:rFonts w:ascii="Times New Roman" w:hAnsi="Times New Roman" w:cs="Times New Roman"/>
+          <w:sz w:val="24"/>
+        </w:rPr>
+        <w:lastRenderedPageBreak/>
+        <w:t>19 января 1944 года войска Ленинградского фронта вошли в Петергоф. Картина, открывшаяся им, была апокалиптиче</w:t>
+      </w:r>
+      <w:r>
+        <w:rPr>
+          <w:rFonts w:ascii="Times New Roman" w:hAnsi="Times New Roman" w:cs="Times New Roman"/>
+          <w:sz w:val="24"/>
+        </w:rPr>
+        <w:t xml:space="preserve">ской: военкор Павел </w:t>
       </w:r>
       <w:proofErr w:type="spellStart"/>
       <w:r>
@@ -746,7 +930,7 @@
           <w:rFonts w:ascii="Times New Roman" w:hAnsi="Times New Roman" w:cs="Times New Roman"/>
           <w:sz w:val="24"/>
         </w:rPr>
-        <w:t>Монплезира</w:t>
+        <w:t>Лукницкий</w:t>
       </w:r>
       <w:proofErr w:type="spellEnd"/>
       <w:r>
@@ -754,22 +938,171 @@
           <w:rFonts w:ascii="Times New Roman" w:hAnsi="Times New Roman" w:cs="Times New Roman"/>
           <w:sz w:val="24"/>
         </w:rPr>
-        <w:t>, сохранившаяся под об</w:t>
-      </w:r>
-      <w:r>
-        <w:rPr>
-          <w:rFonts w:ascii="Times New Roman" w:hAnsi="Times New Roman" w:cs="Times New Roman"/>
-          <w:sz w:val="24"/>
-        </w:rPr>
-        <w:t>ломками (ныне экспонат музея</w:t>
-      </w:r>
-      <w:r>
-        <w:rPr>
-          <w:rFonts w:ascii="Times New Roman" w:hAnsi="Times New Roman" w:cs="Times New Roman"/>
-          <w:sz w:val="24"/>
-        </w:rPr>
-        <w:t>), и сегодня свидетельствует: красоту, рожденную гением, убить невозможно.</w:t>
-      </w:r>
+        <w:t xml:space="preserve"> </w:t>
+      </w:r>
+      <w:r>
+        <w:rPr>
+          <w:rFonts w:ascii="Times New Roman" w:hAnsi="Times New Roman" w:cs="Times New Roman"/>
+          <w:sz w:val="24"/>
+        </w:rPr>
+        <w:t xml:space="preserve">писал в дневнике: «Большой дворец – почерневшие остовы стен, </w:t>
+      </w:r>
+      <w:proofErr w:type="spellStart"/>
+      <w:r>
+        <w:rPr>
+          <w:rFonts w:ascii="Times New Roman" w:hAnsi="Times New Roman" w:cs="Times New Roman"/>
+          <w:sz w:val="24"/>
+        </w:rPr>
+        <w:t>Монплезир</w:t>
+      </w:r>
+      <w:proofErr w:type="spellEnd"/>
+      <w:r>
+        <w:rPr>
+          <w:rFonts w:ascii="Times New Roman" w:hAnsi="Times New Roman" w:cs="Times New Roman"/>
+          <w:sz w:val="24"/>
+        </w:rPr>
+        <w:t xml:space="preserve"> догорает. Везде пепел и обугленные книги. Немцы превр</w:t>
+      </w:r>
+      <w:r>
+        <w:rPr>
+          <w:rFonts w:ascii="Times New Roman" w:hAnsi="Times New Roman" w:cs="Times New Roman"/>
+          <w:sz w:val="24"/>
+        </w:rPr>
+        <w:t>атили собор в отхожее место...»</w:t>
+      </w:r>
+      <w:r>
+        <w:rPr>
+          <w:rFonts w:ascii="Times New Roman" w:hAnsi="Times New Roman" w:cs="Times New Roman"/>
+          <w:sz w:val="24"/>
+        </w:rPr>
+        <w:t xml:space="preserve"> </w:t>
+      </w:r>
+    </w:p>
+    <w:p>
+      <w:pPr>
+        <w:spacing w:after="0" w:line="360" w:lineRule="auto"/>
+        <w:ind w:firstLine="709"/>
+        <w:jc w:val="both"/>
+        <w:rPr>
+          <w:rFonts w:ascii="Times New Roman" w:hAnsi="Times New Roman" w:cs="Times New Roman"/>
+          <w:sz w:val="24"/>
+        </w:rPr>
+      </w:pPr>
+      <w:r>
+        <w:rPr>
+          <w:rFonts w:ascii="Times New Roman" w:hAnsi="Times New Roman" w:cs="Times New Roman"/>
+          <w:sz w:val="24"/>
+        </w:rPr>
+        <w:t>Цифры потерь ужасали: 95% дворцовых построек лежали в руинах, 30 000 деревьев уничтожено, украдено 9</w:t>
+      </w:r>
+      <w:r>
+        <w:rPr>
+          <w:rFonts w:ascii="Times New Roman" w:hAnsi="Times New Roman" w:cs="Times New Roman"/>
+          <w:sz w:val="24"/>
+        </w:rPr>
+        <w:t xml:space="preserve">0% интерьеров Большого дворца, </w:t>
+      </w:r>
+      <w:r>
+        <w:rPr>
+          <w:rFonts w:ascii="Times New Roman" w:hAnsi="Times New Roman" w:cs="Times New Roman"/>
+          <w:sz w:val="24"/>
+        </w:rPr>
+        <w:t xml:space="preserve">включая сервиз Екатерины II на 100 персон </w:t>
+      </w:r>
+      <w:r>
+        <w:rPr>
+          <w:rFonts w:ascii="Times New Roman" w:hAnsi="Times New Roman" w:cs="Times New Roman"/>
+          <w:sz w:val="24"/>
+        </w:rPr>
+        <w:t xml:space="preserve">и 368 картин Портретного зала. </w:t>
+      </w:r>
+      <w:r>
+        <w:rPr>
+          <w:rFonts w:ascii="Times New Roman" w:hAnsi="Times New Roman" w:cs="Times New Roman"/>
+          <w:sz w:val="24"/>
+        </w:rPr>
+        <w:t>Из 16 000 утраченных музейных предметов после войны</w:t>
+      </w:r>
+      <w:r>
+        <w:rPr>
+          <w:rFonts w:ascii="Times New Roman" w:hAnsi="Times New Roman" w:cs="Times New Roman"/>
+          <w:sz w:val="24"/>
+        </w:rPr>
+        <w:t xml:space="preserve"> смогли найти</w:t>
+      </w:r>
+      <w:r>
+        <w:rPr>
+          <w:rFonts w:ascii="Times New Roman" w:hAnsi="Times New Roman" w:cs="Times New Roman"/>
+          <w:sz w:val="24"/>
+        </w:rPr>
+        <w:t xml:space="preserve"> лишь 250.</w:t>
+      </w:r>
+      <w:r>
+        <w:rPr>
+          <w:rFonts w:ascii="Times New Roman" w:hAnsi="Times New Roman" w:cs="Times New Roman"/>
+          <w:sz w:val="24"/>
+        </w:rPr>
+        <w:t xml:space="preserve"> </w:t>
+      </w:r>
+    </w:p>
+    <w:p>
+      <w:pPr>
+        <w:spacing w:after="0" w:line="360" w:lineRule="auto"/>
+        <w:ind w:firstLine="709"/>
+        <w:jc w:val="both"/>
+        <w:rPr>
+          <w:rFonts w:ascii="Times New Roman" w:hAnsi="Times New Roman" w:cs="Times New Roman"/>
+          <w:sz w:val="24"/>
+        </w:rPr>
+      </w:pPr>
+      <w:r>
+        <w:rPr>
+          <w:rFonts w:ascii="Times New Roman" w:hAnsi="Times New Roman" w:cs="Times New Roman"/>
+          <w:sz w:val="24"/>
+        </w:rPr>
+        <w:t>Разрушение Петергофа –</w:t>
+      </w:r>
+      <w:r>
+        <w:rPr>
+          <w:rFonts w:ascii="Times New Roman" w:hAnsi="Times New Roman" w:cs="Times New Roman"/>
+          <w:sz w:val="24"/>
+        </w:rPr>
+        <w:t xml:space="preserve"> это </w:t>
+      </w:r>
+      <w:r>
+        <w:rPr>
+          <w:rFonts w:ascii="Times New Roman" w:hAnsi="Times New Roman" w:cs="Times New Roman"/>
+          <w:sz w:val="24"/>
+        </w:rPr>
+        <w:t>исполнение нацистской доктрины уничт</w:t>
+      </w:r>
+      <w:r>
+        <w:rPr>
+          <w:rFonts w:ascii="Times New Roman" w:hAnsi="Times New Roman" w:cs="Times New Roman"/>
+          <w:sz w:val="24"/>
+        </w:rPr>
+        <w:t xml:space="preserve">ожения </w:t>
+      </w:r>
+      <w:bookmarkStart w:id="0" w:name="_GoBack"/>
+      <w:bookmarkEnd w:id="0"/>
+      <w:r>
+        <w:rPr>
+          <w:rFonts w:ascii="Times New Roman" w:hAnsi="Times New Roman" w:cs="Times New Roman"/>
+          <w:sz w:val="24"/>
+        </w:rPr>
+        <w:t xml:space="preserve">культурного кода народа. </w:t>
+      </w:r>
+    </w:p>
+    <w:p>
+      <w:pPr>
+        <w:spacing w:after="0" w:line="360" w:lineRule="auto"/>
+        <w:ind w:firstLine="709"/>
+        <w:jc w:val="both"/>
+        <w:rPr>
+          <w:rFonts w:ascii="Times New Roman" w:hAnsi="Times New Roman" w:cs="Times New Roman"/>
+          <w:sz w:val="24"/>
+        </w:rPr>
+      </w:pPr>
     </w:p>
     <w:sectPr>
       <w:pgSz w:w="11906" w:h="16838"/>

--- a/Unsorted/Петергоф/разрушения/2. Петергоф. Разрушения.docx
+++ b/Unsorted/Петергоф/разрушения/2. Петергоф. Разрушения.docx
@@ -1,6 +1,6 @@
 
 <file path=word/document.xml><?xml version="1.0" encoding="utf-8"?>
-<w:document xmlns:wpc="http://schemas.microsoft.com/office/word/2010/wordprocessingCanvas" xmlns:cx="http://schemas.microsoft.com/office/drawing/2014/chartex" xmlns:cx1="http://schemas.microsoft.com/office/drawing/2015/9/8/chartex" xmlns:mc="http://schemas.openxmlformats.org/markup-compatibility/2006" xmlns:o="urn:schemas-microsoft-com:office:office" xmlns:r="http://schemas.openxmlformats.org/officeDocument/2006/relationships" xmlns:m="http://schemas.openxmlformats.org/officeDocument/2006/math" xmlns:v="urn:schemas-microsoft-com:vml" xmlns:wp14="http://schemas.microsoft.com/office/word/2010/wordprocessingDrawing" xmlns:wp="http://schemas.openxmlformats.org/drawingml/2006/wordprocessingDrawing" xmlns:w10="urn:schemas-microsoft-com:office:word" xmlns:w="http://schemas.openxmlformats.org/wordprocessingml/2006/main" xmlns:w14="http://schemas.microsoft.com/office/word/2010/wordml" xmlns:w15="http://schemas.microsoft.com/office/word/2012/wordml" xmlns:w16se="http://schemas.microsoft.com/office/word/2015/wordml/symex" xmlns:wpg="http://schemas.microsoft.com/office/word/2010/wordprocessingGroup" xmlns:wpi="http://schemas.microsoft.com/office/word/2010/wordprocessingInk" xmlns:wne="http://schemas.microsoft.com/office/word/2006/wordml" xmlns:wps="http://schemas.microsoft.com/office/word/2010/wordprocessingShape" mc:Ignorable="w14 w15 w16se wp14">
+<w:document xmlns:wpc="http://schemas.microsoft.com/office/word/2010/wordprocessingCanvas" xmlns:cx="http://schemas.microsoft.com/office/drawing/2014/chartex" xmlns:mc="http://schemas.openxmlformats.org/markup-compatibility/2006" xmlns:o="urn:schemas-microsoft-com:office:office" xmlns:r="http://schemas.openxmlformats.org/officeDocument/2006/relationships" xmlns:m="http://schemas.openxmlformats.org/officeDocument/2006/math" xmlns:v="urn:schemas-microsoft-com:vml" xmlns:wp14="http://schemas.microsoft.com/office/word/2010/wordprocessingDrawing" xmlns:wp="http://schemas.openxmlformats.org/drawingml/2006/wordprocessingDrawing" xmlns:w10="urn:schemas-microsoft-com:office:word" xmlns:w="http://schemas.openxmlformats.org/wordprocessingml/2006/main" xmlns:w14="http://schemas.microsoft.com/office/word/2010/wordml" xmlns:w15="http://schemas.microsoft.com/office/word/2012/wordml" xmlns:w16se="http://schemas.microsoft.com/office/word/2015/wordml/symex" xmlns:wpg="http://schemas.microsoft.com/office/word/2010/wordprocessingGroup" xmlns:wpi="http://schemas.microsoft.com/office/word/2010/wordprocessingInk" xmlns:wne="http://schemas.microsoft.com/office/word/2006/wordml" xmlns:wps="http://schemas.microsoft.com/office/word/2010/wordprocessingShape" mc:Ignorable="w14 w15 w16se wp14">
   <w:body>
     <w:p>
       <w:pPr>
@@ -685,7 +685,23 @@
           <w:rFonts w:ascii="Times New Roman" w:hAnsi="Times New Roman" w:cs="Times New Roman"/>
           <w:sz w:val="24"/>
         </w:rPr>
-        <w:t xml:space="preserve"> пошли на дрова и укрепления, территория была заминирована 37 000 снарядов, изрыта окоп</w:t>
+        <w:t xml:space="preserve"> пошли на дрова и укрепления, территория была заминирован</w:t>
+      </w:r>
+      <w:r>
+        <w:rPr>
+          <w:rFonts w:ascii="Times New Roman" w:hAnsi="Times New Roman" w:cs="Times New Roman"/>
+          <w:sz w:val="24"/>
+        </w:rPr>
+        <w:t>а 37 000 снарядами</w:t>
+      </w:r>
+      <w:bookmarkStart w:id="0" w:name="_GoBack"/>
+      <w:bookmarkEnd w:id="0"/>
+      <w:r>
+        <w:rPr>
+          <w:rFonts w:ascii="Times New Roman" w:hAnsi="Times New Roman" w:cs="Times New Roman"/>
+          <w:sz w:val="24"/>
+        </w:rPr>
+        <w:t>, изрыта окоп</w:t>
       </w:r>
       <w:r>
         <w:rPr>
@@ -1081,16 +1097,7 @@
           <w:rFonts w:ascii="Times New Roman" w:hAnsi="Times New Roman" w:cs="Times New Roman"/>
           <w:sz w:val="24"/>
         </w:rPr>
-        <w:t xml:space="preserve">ожения </w:t>
-      </w:r>
-      <w:bookmarkStart w:id="0" w:name="_GoBack"/>
-      <w:bookmarkEnd w:id="0"/>
-      <w:r>
-        <w:rPr>
-          <w:rFonts w:ascii="Times New Roman" w:hAnsi="Times New Roman" w:cs="Times New Roman"/>
-          <w:sz w:val="24"/>
-        </w:rPr>
-        <w:t xml:space="preserve">культурного кода народа. </w:t>
+        <w:t xml:space="preserve">ожения культурного кода народа. </w:t>
       </w:r>
     </w:p>
     <w:p>
